--- a/week-09-metaphor-and-leads/Draft Conference.docx
+++ b/week-09-metaphor-and-leads/Draft Conference.docx
@@ -73,7 +73,7 @@
           <w:sz w:val="22"/>
           <w:szCs w:val="22"/>
         </w:rPr>
-        <w:t>Before your draft conference on Wednesday, October 21, you post your revised draft so I can read it before we meet over Zoom. This is my read of your currere — after you have already heard it aloud, traded peer feedback, and revised. Come ready to talk about the one or two things you most want to work on. Book your slot here: https://calendar.app.google/jrNdwi2coGVSG6F6A</w:t>
+        <w:t>Before your draft conference on Wednesday, October 21 or Thursday, October 22, you post your revised draft so I can read it before we meet over Zoom. This is my read of your currere — after you have already heard it aloud, traded peer feedback, and revised. Come ready to talk about the one or two things you most want to work on. Book your slot here: https://calendar.app.google/jrNdwi2coGVSG6F6A</w:t>
       </w:r>
     </w:p>
     <w:p>
@@ -140,7 +140,7 @@
           <w:sz w:val="22"/>
           <w:szCs w:val="22"/>
         </w:rPr>
-        <w:t>A one-paragraph cover page.</w:t>
+        <w:t>A one-page cover page.</w:t>
       </w:r>
       <w:r>
         <w:rPr>

--- a/week-09-metaphor-and-leads/Draft Conference.docx
+++ b/week-09-metaphor-and-leads/Draft Conference.docx
@@ -73,7 +73,7 @@
           <w:sz w:val="22"/>
           <w:szCs w:val="22"/>
         </w:rPr>
-        <w:t>Before your draft conference on Wednesday, October 21 or Thursday, October 22, you post your revised draft so I can read it before we meet over Zoom. This is my read of your currere — after you have already heard it aloud, traded peer feedback, and revised. Come ready to talk about the one or two things you most want to work on. Book your slot here: https://calendar.app.google/jrNdwi2coGVSG6F6A</w:t>
+        <w:t>Before your draft conference on Wednesday, October 21 or Thursday, October 22, you post your revised draft — by Tuesday, October 20, at 11:59 p.m. — so I can read it before we meet over Zoom. This is my read of your currere — after you have already heard it aloud, traded peer feedback, and revised. Come ready to talk about the ONE thing you most want to work on — the booking form asks for it. Book your slot here: https://calendar.app.google/jrNdwi2coGVSG6F6A</w:t>
       </w:r>
     </w:p>
     <w:p>
@@ -148,7 +148,7 @@
           <w:sz w:val="22"/>
           <w:szCs w:val="22"/>
         </w:rPr>
-        <w:t xml:space="preserve"> List one or two things about the paper you most want to discuss during our conference. Under each topic, provide a few contextualizing sentences to help me frame our conversation. I'll read it first so we use the time well.</w:t>
+        <w:t xml:space="preserve"> Name the ONE thing about your draft you most want to discuss — a place or a move you can point to, not “is it good?” Then give a few sentences of context: what your peer group said, what Todd-in-a-Can said, and what you have tried. I'll read it first so we use the time well.</w:t>
       </w:r>
     </w:p>
     <w:p>
@@ -250,7 +250,7 @@
                 <w:sz w:val="22"/>
                 <w:szCs w:val="22"/>
               </w:rPr>
-              <w:t>A genuinely revised draft with a cover page naming one or two focus areas.</w:t>
+              <w:t>A genuinely revised draft with a cover page naming your ONE focus.</w:t>
             </w:r>
           </w:p>
         </w:tc>

--- a/week-09-metaphor-and-leads/Draft Conference.docx
+++ b/week-09-metaphor-and-leads/Draft Conference.docx
@@ -44,7 +44,7 @@
           <w:sz w:val="24"/>
           <w:szCs w:val="22"/>
         </w:rPr>
-        <w:t>5 points possible</w:t>
+        <w:t>Part of the Currere First Draft — 5 of its 15 points</w:t>
       </w:r>
     </w:p>
     <w:p>
@@ -102,7 +102,7 @@
           <w:sz w:val="22"/>
           <w:szCs w:val="22"/>
         </w:rPr>
-        <w:t>Post two things to Canvas before your conference:</w:t>
+        <w:t>Turn these in with your First Draft on Canvas, by Tuesday, October 20, at 11:59 p.m. (no grace period):</w:t>
       </w:r>
     </w:p>
     <w:p>
@@ -220,7 +220,7 @@
                 <w:sz w:val="22"/>
                 <w:szCs w:val="22"/>
               </w:rPr>
-              <w:t>Revised draft + cover page (3)</w:t>
+              <w:t>Cover page (3)</w:t>
             </w:r>
           </w:p>
         </w:tc>
@@ -250,7 +250,7 @@
                 <w:sz w:val="22"/>
                 <w:szCs w:val="22"/>
               </w:rPr>
-              <w:t>A genuinely revised draft with a cover page naming your ONE focus.</w:t>
+              <w:t>Names ONE thing you can point to, with what your peer group and Todd-in-a-Can said.</w:t>
             </w:r>
           </w:p>
         </w:tc>
@@ -284,7 +284,7 @@
                 <w:sz w:val="22"/>
                 <w:szCs w:val="22"/>
               </w:rPr>
-              <w:t>Posted on time (2)</w:t>
+              <w:t>You came (2)</w:t>
             </w:r>
           </w:p>
         </w:tc>
@@ -314,7 +314,7 @@
                 <w:sz w:val="22"/>
                 <w:szCs w:val="22"/>
               </w:rPr>
-              <w:t>Posted before your conference, so I can read it first.</w:t>
+              <w:t>You came to your 15 minutes, ready to talk about your one thing.</w:t>
             </w:r>
           </w:p>
         </w:tc>

--- a/week-09-metaphor-and-leads/Draft Conference.docx
+++ b/week-09-metaphor-and-leads/Draft Conference.docx
@@ -73,7 +73,7 @@
           <w:sz w:val="22"/>
           <w:szCs w:val="22"/>
         </w:rPr>
-        <w:t>Before your draft conference on Wednesday, October 21 or Thursday, October 22, you post your revised draft — by Tuesday, October 20, at 11:59 p.m. — so I can read it before we meet over Zoom. This is my read of your currere — after you have already heard it aloud, traded peer feedback, and revised. Come ready to talk about the ONE thing you most want to work on — the booking form asks for it. Book your slot here: https://calendar.app.google/jrNdwi2coGVSG6F6A</w:t>
+        <w:t>Before your draft conference on Thursday, October 22 or Friday, October 23, you post your revised draft — by Tuesday, October 20, at 11:59 p.m. — so I can read it before we meet over Zoom. This is my read of your currere — after you have already heard it aloud, traded peer feedback, and revised. Come ready to talk about the ONE thing you most want to work on — the booking form asks for it. Book your slot here: https://calendar.app.google/jrNdwi2coGVSG6F6A</w:t>
       </w:r>
     </w:p>
     <w:p>

--- a/week-09-metaphor-and-leads/Draft Conference.docx
+++ b/week-09-metaphor-and-leads/Draft Conference.docx
@@ -125,7 +125,7 @@
           <w:sz w:val="22"/>
           <w:szCs w:val="22"/>
         </w:rPr>
-        <w:t xml:space="preserve"> Your first draft, revised from the read-aloud and peer review — a sharper lead, an earned metaphor, the scenes rendered.</w:t>
+        <w:t xml:space="preserve"> Your first draft, revised from the read-aloud and peer review — your strongest opening, and changes from what your readers said about the thread, the gaps between scenes, and the close.</w:t>
       </w:r>
     </w:p>
     <w:p>
